--- a/01-techniques-de-gestion-de-projets/rendu-de-sousa-nunes-alessandro/projet-2-cahier-charges-gantt/cahier-des-charges.docx
+++ b/01-techniques-de-gestion-de-projets/rendu-de-sousa-nunes-alessandro/projet-2-cahier-charges-gantt/cahier-des-charges.docx
@@ -5255,7 +5255,7 @@
           <w:szCs w:val="22"/>
         </w:rPr>
         <w:drawing>
-          <wp:inline distT="0" distB="0" distL="0" distR="0" wp14:anchorId="526E5C83" wp14:editId="4AB4CEBA">
+          <wp:inline distT="0" distB="0" distL="0" distR="0" wp14:anchorId="6C7C1912" wp14:editId="6FDAA5DF">
             <wp:extent cx="6096000" cy="9703299"/>
             <wp:effectExtent l="0" t="0" r="0" b="0"/>
             <wp:docPr id="1" name="Image 1"/>
@@ -5306,6 +5306,118 @@
     </w:p>
     <w:p>
       <w:pPr>
+        <w:pStyle w:val="NormalWeb"/>
+        <w:rPr>
+          <w:rFonts w:ascii="Calibri" w:hAnsi="Calibri" w:cs="Calibri"/>
+          <w:sz w:val="22"/>
+          <w:szCs w:val="22"/>
+        </w:rPr>
+      </w:pPr>
+      <w:r>
+        <w:rPr>
+          <w:rFonts w:ascii="Calibri" w:hAnsi="Calibri" w:cs="Calibri"/>
+          <w:b/>
+          <w:bCs/>
+          <w:sz w:val="22"/>
+          <w:szCs w:val="22"/>
+        </w:rPr>
+        <w:t>Réseau PERT.</w:t>
+      </w:r>
+      <w:r>
+        <w:rPr>
+          <w:rFonts w:ascii="Calibri" w:hAnsi="Calibri" w:cs="Calibri"/>
+          <w:sz w:val="22"/>
+          <w:szCs w:val="22"/>
+        </w:rPr>
+        <w:t xml:space="preserve"> Le Gantt montre bien les dates, mais pas clairement les liens entre les tâches. J'ai donc aussi fait le réseau PERT (fichier </w:t>
+      </w:r>
+      <w:r>
+        <w:rPr>
+          <w:rFonts w:ascii="Calibri" w:hAnsi="Calibri" w:cs="Calibri"/>
+          <w:i/>
+          <w:iCs/>
+          <w:sz w:val="22"/>
+          <w:szCs w:val="22"/>
+        </w:rPr>
+        <w:t>reseau-pert.pptx</w:t>
+      </w:r>
+      <w:r>
+        <w:rPr>
+          <w:rFonts w:ascii="Calibri" w:hAnsi="Calibri" w:cs="Calibri"/>
+          <w:sz w:val="22"/>
+          <w:szCs w:val="22"/>
+        </w:rPr>
+        <w:t>), avec les valeurs reprises du fichier Excel. On voit les deux branches parallèles après l'analyse : la branche interface (C, F) et la branche données (D, E).</w:t>
+      </w:r>
+    </w:p>
+    <w:p>
+      <w:pPr>
+        <w:pStyle w:val="NormalWeb"/>
+        <w:rPr>
+          <w:rFonts w:ascii="Calibri" w:hAnsi="Calibri" w:cs="Calibri"/>
+          <w:sz w:val="22"/>
+          <w:szCs w:val="22"/>
+        </w:rPr>
+      </w:pPr>
+      <w:r>
+        <w:rPr>
+          <w:rFonts w:ascii="Calibri" w:hAnsi="Calibri" w:cs="Calibri"/>
+          <w:noProof/>
+          <w:sz w:val="22"/>
+          <w:szCs w:val="22"/>
+        </w:rPr>
+        <w:drawing>
+          <wp:inline distT="0" distB="0" distL="0" distR="0" wp14:anchorId="321A503A" wp14:editId="42085BA2">
+            <wp:extent cx="6096000" cy="8128418"/>
+            <wp:effectExtent l="0" t="0" r="0" b="6350"/>
+            <wp:docPr id="2" name="Image 2"/>
+            <wp:cNvGraphicFramePr>
+              <a:graphicFrameLocks xmlns:a="http://schemas.openxmlformats.org/drawingml/2006/main" noChangeAspect="1"/>
+            </wp:cNvGraphicFramePr>
+            <a:graphic xmlns:a="http://schemas.openxmlformats.org/drawingml/2006/main">
+              <a:graphicData uri="http://schemas.openxmlformats.org/drawingml/2006/picture">
+                <pic:pic xmlns:pic="http://schemas.openxmlformats.org/drawingml/2006/picture">
+                  <pic:nvPicPr>
+                    <pic:cNvPr id="0" name="Picture 2"/>
+                    <pic:cNvPicPr>
+                      <a:picLocks noChangeAspect="1" noChangeArrowheads="1"/>
+                    </pic:cNvPicPr>
+                  </pic:nvPicPr>
+                  <pic:blipFill>
+                    <a:blip r:embed="rId6">
+                      <a:extLst>
+                        <a:ext uri="{28A0092B-C50C-407E-A947-70E740481C1C}">
+                          <a14:useLocalDpi xmlns:a14="http://schemas.microsoft.com/office/drawing/2010/main" val="0"/>
+                        </a:ext>
+                      </a:extLst>
+                    </a:blip>
+                    <a:srcRect/>
+                    <a:stretch>
+                      <a:fillRect/>
+                    </a:stretch>
+                  </pic:blipFill>
+                  <pic:spPr bwMode="auto">
+                    <a:xfrm>
+                      <a:off x="0" y="0"/>
+                      <a:ext cx="6096000" cy="8128418"/>
+                    </a:xfrm>
+                    <a:prstGeom prst="rect">
+                      <a:avLst/>
+                    </a:prstGeom>
+                    <a:noFill/>
+                    <a:ln>
+                      <a:noFill/>
+                    </a:ln>
+                  </pic:spPr>
+                </pic:pic>
+              </a:graphicData>
+            </a:graphic>
+          </wp:inline>
+        </w:drawing>
+      </w:r>
+    </w:p>
+    <w:p>
+      <w:pPr>
         <w:pStyle w:val="Titre2"/>
         <w:rPr>
           <w:rFonts w:ascii="Calibri" w:eastAsia="Times New Roman" w:hAnsi="Calibri" w:cs="Calibri"/>
@@ -9438,9 +9550,9 @@
 <file path=word/numbering.xml><?xml version="1.0" encoding="utf-8"?>
 <w:numbering xmlns:wpc="http://schemas.microsoft.com/office/word/2010/wordprocessingCanvas" xmlns:cx="http://schemas.microsoft.com/office/drawing/2014/chartex" xmlns:cx1="http://schemas.microsoft.com/office/drawing/2015/9/8/chartex" xmlns:cx2="http://schemas.microsoft.com/office/drawing/2015/10/21/chartex" xmlns:cx3="http://schemas.microsoft.com/office/drawing/2016/5/9/chartex" xmlns:cx4="http://schemas.microsoft.com/office/drawing/2016/5/10/chartex" xmlns:cx5="http://schemas.microsoft.com/office/drawing/2016/5/11/chartex" xmlns:cx6="http://schemas.microsoft.com/office/drawing/2016/5/12/chartex" xmlns:cx7="http://schemas.microsoft.com/office/drawing/2016/5/13/chartex" xmlns:cx8="http://schemas.microsoft.com/office/drawing/2016/5/14/chartex" xmlns:mc="http://schemas.openxmlformats.org/markup-compatibility/2006" xmlns:aink="http://schemas.microsoft.com/office/drawing/2016/ink" xmlns:am3d="http://schemas.microsoft.com/office/drawing/2017/model3d" xmlns:o="urn:schemas-microsoft-com:office:office" xmlns:oel="http://schemas.microsoft.com/office/2019/extlst" xmlns:r="http://schemas.openxmlformats.org/officeDocument/2006/relationships" xmlns:m="http://schemas.openxmlformats.org/officeDocument/2006/math" xmlns:v="urn:schemas-microsoft-com:vml" xmlns:wp14="http://schemas.microsoft.com/office/word/2010/wordprocessingDrawing" xmlns:wp="http://schemas.openxmlformats.org/drawingml/2006/wordprocessingDrawing" xmlns:w10="urn:schemas-microsoft-com:office:word" xmlns:w="http://schemas.openxmlformats.org/wordprocessingml/2006/main" xmlns:w14="http://schemas.microsoft.com/office/word/2010/wordml" xmlns:w15="http://schemas.microsoft.com/office/word/2012/wordml" xmlns:w16cex="http://schemas.microsoft.com/office/word/2018/wordml/cex" xmlns:w16cid="http://schemas.microsoft.com/office/word/2016/wordml/cid" xmlns:w16="http://schemas.microsoft.com/office/word/2018/wordml" xmlns:w16du="http://schemas.microsoft.com/office/word/2023/wordml/word16du" xmlns:w16sdtdh="http://schemas.microsoft.com/office/word/2020/wordml/sdtdatahash" xmlns:w16sdtfl="http://schemas.microsoft.com/office/word/2024/wordml/sdtformatlock" xmlns:w16se="http://schemas.microsoft.com/office/word/2015/wordml/symex" xmlns:wpg="http://schemas.microsoft.com/office/word/2010/wordprocessingGroup" xmlns:wpi="http://schemas.microsoft.com/office/word/2010/wordprocessingInk" xmlns:wne="http://schemas.microsoft.com/office/word/2006/wordml" xmlns:wps="http://schemas.microsoft.com/office/word/2010/wordprocessingShape" mc:Ignorable="w14 w15 w16se w16cid w16 w16cex w16sdtdh w16sdtfl w16du wp14">
   <w:abstractNum w:abstractNumId="0" w15:restartNumberingAfterBreak="0">
-    <w:nsid w:val="15B16E58"/>
+    <w:nsid w:val="16974844"/>
     <w:multiLevelType w:val="multilevel"/>
-    <w:tmpl w:val="FC005876"/>
+    <w:tmpl w:val="3864A042"/>
     <w:lvl w:ilvl="0">
       <w:start w:val="1"/>
       <w:numFmt w:val="bullet"/>
@@ -9587,9 +9699,9 @@
     </w:lvl>
   </w:abstractNum>
   <w:abstractNum w:abstractNumId="1" w15:restartNumberingAfterBreak="0">
-    <w:nsid w:val="27301414"/>
+    <w:nsid w:val="2C5C0A6B"/>
     <w:multiLevelType w:val="multilevel"/>
-    <w:tmpl w:val="FF225F52"/>
+    <w:tmpl w:val="99ACE336"/>
     <w:lvl w:ilvl="0">
       <w:start w:val="1"/>
       <w:numFmt w:val="bullet"/>
@@ -9736,9 +9848,9 @@
     </w:lvl>
   </w:abstractNum>
   <w:abstractNum w:abstractNumId="2" w15:restartNumberingAfterBreak="0">
-    <w:nsid w:val="3B0B5DF2"/>
+    <w:nsid w:val="413307C6"/>
     <w:multiLevelType w:val="multilevel"/>
-    <w:tmpl w:val="BA06EA34"/>
+    <w:tmpl w:val="E7146714"/>
     <w:lvl w:ilvl="0">
       <w:start w:val="1"/>
       <w:numFmt w:val="bullet"/>
@@ -9885,9 +9997,9 @@
     </w:lvl>
   </w:abstractNum>
   <w:abstractNum w:abstractNumId="3" w15:restartNumberingAfterBreak="0">
-    <w:nsid w:val="71E645F1"/>
+    <w:nsid w:val="48CA413E"/>
     <w:multiLevelType w:val="multilevel"/>
-    <w:tmpl w:val="9C7E16B0"/>
+    <w:tmpl w:val="C1B4A090"/>
     <w:lvl w:ilvl="0">
       <w:start w:val="1"/>
       <w:numFmt w:val="bullet"/>
@@ -10034,9 +10146,9 @@
     </w:lvl>
   </w:abstractNum>
   <w:abstractNum w:abstractNumId="4" w15:restartNumberingAfterBreak="0">
-    <w:nsid w:val="7C2F6B72"/>
+    <w:nsid w:val="57D55AE4"/>
     <w:multiLevelType w:val="multilevel"/>
-    <w:tmpl w:val="8EF61016"/>
+    <w:tmpl w:val="5FAA8F3E"/>
     <w:lvl w:ilvl="0">
       <w:start w:val="1"/>
       <w:numFmt w:val="bullet"/>
@@ -10183,9 +10295,9 @@
     </w:lvl>
   </w:abstractNum>
   <w:abstractNum w:abstractNumId="5" w15:restartNumberingAfterBreak="0">
-    <w:nsid w:val="7E392D13"/>
+    <w:nsid w:val="6E840EEB"/>
     <w:multiLevelType w:val="multilevel"/>
-    <w:tmpl w:val="DD688630"/>
+    <w:tmpl w:val="EC96B3B4"/>
     <w:lvl w:ilvl="0">
       <w:start w:val="1"/>
       <w:numFmt w:val="bullet"/>
@@ -10331,23 +10443,23 @@
       </w:rPr>
     </w:lvl>
   </w:abstractNum>
-  <w:num w:numId="1" w16cid:durableId="1763185617">
+  <w:num w:numId="1" w16cid:durableId="830946932">
     <w:abstractNumId w:val="3"/>
   </w:num>
-  <w:num w:numId="2" w16cid:durableId="1030883656">
+  <w:num w:numId="2" w16cid:durableId="1936937618">
     <w:abstractNumId w:val="4"/>
   </w:num>
-  <w:num w:numId="3" w16cid:durableId="1230725046">
+  <w:num w:numId="3" w16cid:durableId="1103040730">
+    <w:abstractNumId w:val="5"/>
+  </w:num>
+  <w:num w:numId="4" w16cid:durableId="1986428160">
     <w:abstractNumId w:val="2"/>
   </w:num>
-  <w:num w:numId="4" w16cid:durableId="87502151">
-    <w:abstractNumId w:val="0"/>
-  </w:num>
-  <w:num w:numId="5" w16cid:durableId="326176288">
+  <w:num w:numId="5" w16cid:durableId="75439128">
     <w:abstractNumId w:val="1"/>
   </w:num>
-  <w:num w:numId="6" w16cid:durableId="640429299">
-    <w:abstractNumId w:val="5"/>
+  <w:num w:numId="6" w16cid:durableId="980961676">
+    <w:abstractNumId w:val="0"/>
   </w:num>
 </w:numbering>
 </file>
